--- a/reports/supervisors/Prof_Lin_Wang_PhD_Supervisor_Profile.docx
+++ b/reports/supervisors/Prof_Lin_Wang_PhD_Supervisor_Profile.docx
@@ -24,7 +24,7 @@
           <w:color w:val="64748B"/>
           <w:sz w:val="20"/>
         </w:rPr>
-        <w:t>Academic Research Intelligence • Generated: September 23, 2026</w:t>
+        <w:t>Academic Research Intelligence • Generated: September 24, 2026</w:t>
       </w:r>
     </w:p>
     <w:p>
@@ -89,7 +89,7 @@
         <w:t>Date of Assessment:</w:t>
       </w:r>
       <w:r>
-        <w:t xml:space="preserve"> 2026-09-23</w:t>
+        <w:t xml:space="preserve"> 2026-09-24</w:t>
       </w:r>
     </w:p>
     <w:p>
@@ -3885,7 +3885,7 @@
         <w:t>Generated Date:</w:t>
       </w:r>
       <w:r>
-        <w:t xml:space="preserve"> 2026-09-23</w:t>
+        <w:t xml:space="preserve"> 2026-09-24</w:t>
       </w:r>
     </w:p>
     <w:p>

--- a/reports/supervisors/Prof_Lin_Wang_PhD_Supervisor_Profile.docx
+++ b/reports/supervisors/Prof_Lin_Wang_PhD_Supervisor_Profile.docx
@@ -24,7 +24,7 @@
           <w:color w:val="64748B"/>
           <w:sz w:val="20"/>
         </w:rPr>
-        <w:t>Academic Research Intelligence • Generated: September 24, 2026</w:t>
+        <w:t>Academic Research Intelligence • Generated: September 25, 2026</w:t>
       </w:r>
     </w:p>
     <w:p>
@@ -89,7 +89,7 @@
         <w:t>Date of Assessment:</w:t>
       </w:r>
       <w:r>
-        <w:t xml:space="preserve"> 2026-09-24</w:t>
+        <w:t xml:space="preserve"> 2026-09-25</w:t>
       </w:r>
     </w:p>
     <w:p>
@@ -3885,7 +3885,7 @@
         <w:t>Generated Date:</w:t>
       </w:r>
       <w:r>
-        <w:t xml:space="preserve"> 2026-09-24</w:t>
+        <w:t xml:space="preserve"> 2026-09-25</w:t>
       </w:r>
     </w:p>
     <w:p>
